--- a/docs/SSU/10.SSU - Prijavljivanje na hakathon.docx
+++ b/docs/SSU/10.SSU - Prijavljivanje na hakathon.docx
@@ -2048,15 +2048,8 @@
           <w:rFonts w:eastAsia="Space Grotesk" w:cs="Space Grotesk"/>
           <w:lang w:val="en-GB"/>
         </w:rPr>
-        <w:t xml:space="preserve">Članovi se mogu prijaviti na hakathon direktno sa stranice događaja. Prilikom prijave, korisnik dobija opciju da termin hakathona doda u sopstveni kalendar putem Google Calendar ili Apple Calendar integracije. </w:t>
-      </w:r>
-      <w:r>
-        <w:rPr>
-          <w:rFonts w:eastAsia="Space Grotesk" w:cs="Space Grotesk"/>
-          <w:lang w:val="en-GB"/>
-        </w:rPr>
         <w:lastRenderedPageBreak/>
-        <w:t>Status prijave vidljiv je na korisničkom profilu i može biti u stanju čekanja, odobren ili odbijen. Tokom prijave korisnik navodi i članove svog tima ukoliko ih ima.</w:t>
+        <w:t>Članovi se mogu prijaviti na hakathon direktno sa stranice događaja. Prilikom prijave, korisnik dobija opciju da termin hakathona doda u sopstveni kalendar putem Google Calendar ili Apple Calendar integracije. Status prijave vidljiv je na korisničkom profilu i može biti u stanju čekanja, odobren ili odbijen. Tokom prijave korisnik navodi i članove svog tima ukoliko ih ima.</w:t>
       </w:r>
     </w:p>
     <w:p>
@@ -2379,6 +2372,7 @@
         <w:rPr>
           <w:lang w:val="en-GB"/>
         </w:rPr>
+        <w:lastRenderedPageBreak/>
         <w:t>Sistem nudi svim članovima tima opciju dodavanja termina u kalendar.</w:t>
       </w:r>
     </w:p>
@@ -2406,7 +2400,6 @@
         </w:numPr>
       </w:pPr>
       <w:r>
-        <w:lastRenderedPageBreak/>
         <w:t>Nakon uspešne prijave, sistem prikazuje opcije: 'Dodaj u Google Calendar' i 'Dodaj u Apple Calendar'.</w:t>
       </w:r>
     </w:p>
@@ -2772,6 +2765,7 @@
           <w:color w:val="auto"/>
           <w:sz w:val="24"/>
         </w:rPr>
+        <w:lastRenderedPageBreak/>
         <w:t>Status prijave mora biti vidljiv na profilu korisnika i na stranici hakathona u realnom vremenu.</w:t>
       </w:r>
     </w:p>
@@ -2832,7 +2826,6 @@
           <w:color w:val="auto"/>
           <w:sz w:val="24"/>
         </w:rPr>
-        <w:lastRenderedPageBreak/>
         <w:t>Ukoliko se član prijavljuje sa timom, sistem mora proveriti da navedeni članovi tima nisu već prijavljeni na isti hakathon.</w:t>
       </w:r>
     </w:p>
